--- a/KRAS_Project_Report.docx
+++ b/KRAS_Project_Report.docx
@@ -56,24 +56,189 @@
         <w:rPr>
           <w:b w:val="1"/>
           <w:bCs w:val="1"/>
-          <w:sz w:val="22"/>
-          <w:szCs w:val="22"/>
-        </w:rPr>
-      </w:pPr>
-      <w:r>
+          <w:sz w:val="24"/>
+          <w:szCs w:val="24"/>
+        </w:rPr>
+      </w:pPr>
+      <w:r>
+        <w:rPr>
+          <w:rtl w:val="0"/>
+        </w:rPr>
+      </w:r>
+    </w:p>
+    <w:p>
+      <w:pPr>
+        <w:spacing w:after="80" w:lineRule="auto"/>
+        <w:jc w:val="center"/>
         <w:rPr>
           <w:b w:val="1"/>
           <w:bCs w:val="1"/>
           <w:sz w:val="24"/>
           <w:szCs w:val="24"/>
-          <w:rtl w:val="0"/>
-        </w:rPr>
-        <w:t xml:space="preserve">Prepared by: Saniya Khan</w:t>
-      </w:r>
-      <w:r>
-        <w:rPr>
-          <w:rtl w:val="0"/>
-        </w:rPr>
+        </w:rPr>
+      </w:pPr>
+      <w:r>
+        <w:rPr>
+          <w:rtl w:val="0"/>
+        </w:rPr>
+      </w:r>
+    </w:p>
+    <w:p>
+      <w:pPr>
+        <w:spacing w:after="80" w:lineRule="auto"/>
+        <w:jc w:val="center"/>
+        <w:rPr>
+          <w:b w:val="1"/>
+          <w:bCs w:val="1"/>
+          <w:sz w:val="24"/>
+          <w:szCs w:val="24"/>
+        </w:rPr>
+      </w:pPr>
+      <w:r>
+        <w:rPr>
+          <w:rtl w:val="0"/>
+        </w:rPr>
+      </w:r>
+    </w:p>
+    <w:p>
+      <w:pPr>
+        <w:spacing w:after="80" w:lineRule="auto"/>
+        <w:jc w:val="center"/>
+        <w:rPr>
+          <w:b w:val="1"/>
+          <w:bCs w:val="1"/>
+          <w:sz w:val="24"/>
+          <w:szCs w:val="24"/>
+        </w:rPr>
+      </w:pPr>
+      <w:r>
+        <w:rPr>
+          <w:rtl w:val="0"/>
+        </w:rPr>
+      </w:r>
+    </w:p>
+    <w:p>
+      <w:pPr>
+        <w:spacing w:after="80" w:lineRule="auto"/>
+        <w:jc w:val="center"/>
+        <w:rPr>
+          <w:b w:val="1"/>
+          <w:bCs w:val="1"/>
+          <w:sz w:val="24"/>
+          <w:szCs w:val="24"/>
+        </w:rPr>
+      </w:pPr>
+      <w:r>
+        <w:rPr>
+          <w:rtl w:val="0"/>
+        </w:rPr>
+      </w:r>
+    </w:p>
+    <w:p>
+      <w:pPr>
+        <w:spacing w:after="80" w:lineRule="auto"/>
+        <w:jc w:val="center"/>
+        <w:rPr>
+          <w:b w:val="1"/>
+          <w:bCs w:val="1"/>
+          <w:sz w:val="24"/>
+          <w:szCs w:val="24"/>
+        </w:rPr>
+      </w:pPr>
+      <w:r>
+        <w:rPr>
+          <w:rtl w:val="0"/>
+        </w:rPr>
+      </w:r>
+    </w:p>
+    <w:p>
+      <w:pPr>
+        <w:spacing w:after="80" w:lineRule="auto"/>
+        <w:jc w:val="center"/>
+        <w:rPr>
+          <w:b w:val="1"/>
+          <w:bCs w:val="1"/>
+          <w:sz w:val="24"/>
+          <w:szCs w:val="24"/>
+        </w:rPr>
+      </w:pPr>
+      <w:r>
+        <w:rPr>
+          <w:rtl w:val="0"/>
+        </w:rPr>
+      </w:r>
+    </w:p>
+    <w:p>
+      <w:pPr>
+        <w:spacing w:after="80" w:lineRule="auto"/>
+        <w:jc w:val="center"/>
+        <w:rPr>
+          <w:b w:val="1"/>
+          <w:bCs w:val="1"/>
+          <w:sz w:val="24"/>
+          <w:szCs w:val="24"/>
+        </w:rPr>
+      </w:pPr>
+      <w:r>
+        <w:rPr>
+          <w:rtl w:val="0"/>
+        </w:rPr>
+      </w:r>
+    </w:p>
+    <w:p>
+      <w:pPr>
+        <w:spacing w:after="80" w:lineRule="auto"/>
+        <w:jc w:val="center"/>
+        <w:rPr>
+          <w:b w:val="1"/>
+          <w:bCs w:val="1"/>
+          <w:sz w:val="24"/>
+          <w:szCs w:val="24"/>
+        </w:rPr>
+      </w:pPr>
+      <w:r>
+        <w:rPr>
+          <w:rtl w:val="0"/>
+        </w:rPr>
+      </w:r>
+    </w:p>
+    <w:p>
+      <w:pPr>
+        <w:spacing w:after="80" w:lineRule="auto"/>
+        <w:jc w:val="center"/>
+        <w:rPr>
+          <w:b w:val="1"/>
+          <w:bCs w:val="1"/>
+          <w:sz w:val="24"/>
+          <w:szCs w:val="24"/>
+        </w:rPr>
+      </w:pPr>
+      <w:r>
+        <w:rPr>
+          <w:rtl w:val="0"/>
+        </w:rPr>
+      </w:r>
+    </w:p>
+    <w:p>
+      <w:pPr>
+        <w:spacing w:after="80" w:lineRule="auto"/>
+        <w:jc w:val="center"/>
+        <w:rPr>
+          <w:b w:val="1"/>
+          <w:bCs w:val="1"/>
+          <w:sz w:val="24"/>
+          <w:szCs w:val="24"/>
+        </w:rPr>
+      </w:pPr>
+      <w:r>
+        <w:rPr>
+          <w:b w:val="1"/>
+          <w:bCs w:val="1"/>
+          <w:sz w:val="24"/>
+          <w:szCs w:val="24"/>
+          <w:rtl w:val="0"/>
+        </w:rPr>
+        <w:t xml:space="preserve">Project Report</w:t>
       </w:r>
     </w:p>
     <w:p>
@@ -95,7 +260,7 @@
           <w:szCs w:val="24"/>
           <w:rtl w:val="0"/>
         </w:rPr>
-        <w:t xml:space="preserve">CodeAlpha Bioinformatics Internship — Project Report</w:t>
+        <w:t xml:space="preserve">Prepared by: Saniya Khan</w:t>
       </w:r>
       <w:r>
         <w:rPr>
@@ -172,7 +337,7 @@
             <w:u w:val="single"/>
             <w:rtl w:val="0"/>
           </w:rPr>
-          <w:t xml:space="preserve">https://github.com/sanniakhan484-hash/kras-evolution-structure-resistance</w:t>
+          <w:t xml:space="preserve">Evolutionary-and-Structural-Analysis-of-Oncogenic-KRAS-Mutations-and-Inhibitor-Resistance</w:t>
         </w:r>
       </w:hyperlink>
       <w:r>
@@ -504,7 +669,7 @@
       </w:pPr>
       <w:sdt>
         <w:sdtPr>
-          <w:id w:val="-241313808"/>
+          <w:id w:val="-1904683929"/>
           <w:tag w:val="goog_rdk_0"/>
         </w:sdtPr>
         <w:sdtContent>
@@ -3079,12 +3244,12 @@
           <wp:inline distB="114300" distT="114300" distL="114300" distR="114300">
             <wp:extent cx="4495800" cy="2619375"/>
             <wp:effectExtent b="0" l="0" r="0" t="0"/>
-            <wp:docPr id="7" name="image5.png"/>
+            <wp:docPr id="7" name="image4.png"/>
             <a:graphic>
               <a:graphicData uri="http://schemas.openxmlformats.org/drawingml/2006/picture">
                 <pic:pic>
                   <pic:nvPicPr>
-                    <pic:cNvPr id="0" name="image5.png"/>
+                    <pic:cNvPr id="0" name="image4.png"/>
                     <pic:cNvPicPr preferRelativeResize="0"/>
                   </pic:nvPicPr>
                   <pic:blipFill>
@@ -4415,12 +4580,12 @@
           <wp:inline distB="114300" distT="114300" distL="114300" distR="114300">
             <wp:extent cx="6036000" cy="3517900"/>
             <wp:effectExtent b="0" l="0" r="0" t="0"/>
-            <wp:docPr id="9" name="image4.png"/>
+            <wp:docPr id="9" name="image5.png"/>
             <a:graphic>
               <a:graphicData uri="http://schemas.openxmlformats.org/drawingml/2006/picture">
                 <pic:pic>
                   <pic:nvPicPr>
-                    <pic:cNvPr id="0" name="image4.png"/>
+                    <pic:cNvPr id="0" name="image5.png"/>
                     <pic:cNvPicPr preferRelativeResize="0"/>
                   </pic:nvPicPr>
                   <pic:blipFill>
@@ -5346,7 +5511,7 @@
       </w:pPr>
       <w:sdt>
         <w:sdtPr>
-          <w:id w:val="-1465360317"/>
+          <w:id w:val="-384241456"/>
           <w:tag w:val="goog_rdk_1"/>
         </w:sdtPr>
         <w:sdtContent>
@@ -7856,7 +8021,11 @@
   <w:p>
     <w:pPr>
       <w:jc w:val="right"/>
-      <w:rPr/>
+      <w:rPr>
+        <w:color w:val="888888"/>
+        <w:sz w:val="16"/>
+        <w:szCs w:val="16"/>
+      </w:rPr>
     </w:pPr>
     <w:r>
       <w:rPr>
@@ -7865,12 +8034,7 @@
         <w:szCs w:val="16"/>
         <w:rtl w:val="0"/>
       </w:rPr>
-      <w:t xml:space="preserve">KRAS Integrated Computational Analysis — Project Report</w:t>
-    </w:r>
-    <w:r>
-      <w:rPr>
-        <w:rtl w:val="0"/>
-      </w:rPr>
+      <w:t xml:space="preserve"> Project Report</w:t>
     </w:r>
   </w:p>
 </w:hdr>
